--- a/plantillas_word/informes_economia/misiones_template.docx
+++ b/plantillas_word/informes_economia/misiones_template.docx
@@ -250,12 +250,14 @@
         <w:tblLook w:firstColumn="1" w:firstRow="1" w:lastColumn="0" w:lastRow="0" w:noHBand="0" w:noVBand="1" w:val="04A0"/>
       </w:tblPr>
       <w:tblGrid>
-        <w:gridCol w:w="2375"/>
-        <w:gridCol w:w="2375"/>
-        <w:gridCol w:w="2375"/>
-        <w:gridCol w:w="2375"/>
-        <w:gridCol w:w="2375"/>
-        <w:gridCol w:w="2375"/>
+        <w:gridCol w:w="1781"/>
+        <w:gridCol w:w="1781"/>
+        <w:gridCol w:w="1781"/>
+        <w:gridCol w:w="1781"/>
+        <w:gridCol w:w="1781"/>
+        <w:gridCol w:w="1781"/>
+        <w:gridCol w:w="1781"/>
+        <w:gridCol w:w="1781"/>
       </w:tblGrid>
       <w:tr>
         <w:trPr>
@@ -263,7 +265,7 @@
         </w:trPr>
         <w:tc>
           <w:tcPr>
-            <w:tcW w:type="dxa" w:w="1701"/>
+            <w:tcW w:type="dxa" w:w="1361"/>
             <w:shd w:val="clear" w:fill="1E3A8A"/>
           </w:tcPr>
           <w:p>
@@ -283,7 +285,7 @@
         </w:tc>
         <w:tc>
           <w:tcPr>
-            <w:tcW w:type="dxa" w:w="3969"/>
+            <w:tcW w:type="dxa" w:w="3345"/>
             <w:shd w:val="clear" w:fill="1E3A8A"/>
           </w:tcPr>
           <w:p>
@@ -303,7 +305,7 @@
         </w:tc>
         <w:tc>
           <w:tcPr>
-            <w:tcW w:type="dxa" w:w="4535"/>
+            <w:tcW w:type="dxa" w:w="3855"/>
             <w:shd w:val="clear" w:fill="1E3A8A"/>
           </w:tcPr>
           <w:p>
@@ -323,7 +325,7 @@
         </w:tc>
         <w:tc>
           <w:tcPr>
-            <w:tcW w:type="dxa" w:w="2268"/>
+            <w:tcW w:type="dxa" w:w="1814"/>
             <w:shd w:val="clear" w:fill="1E3A8A"/>
           </w:tcPr>
           <w:p>
@@ -343,7 +345,7 @@
         </w:tc>
         <w:tc>
           <w:tcPr>
-            <w:tcW w:type="dxa" w:w="907"/>
+            <w:tcW w:type="dxa" w:w="794"/>
             <w:shd w:val="clear" w:fill="1E3A8A"/>
           </w:tcPr>
           <w:p>
@@ -363,7 +365,7 @@
         </w:tc>
         <w:tc>
           <w:tcPr>
-            <w:tcW w:type="dxa" w:w="1304"/>
+            <w:tcW w:type="dxa" w:w="1134"/>
             <w:shd w:val="clear" w:fill="1E3A8A"/>
           </w:tcPr>
           <w:p>
@@ -381,11 +383,51 @@
             </w:r>
           </w:p>
         </w:tc>
+        <w:tc>
+          <w:tcPr>
+            <w:tcW w:type="dxa" w:w="907"/>
+            <w:shd w:val="clear" w:fill="1E3A8A"/>
+          </w:tcPr>
+          <w:p>
+            <w:pPr>
+              <w:jc w:val="center"/>
+            </w:pPr>
+            <w:r>
+              <w:rPr>
+                <w:b/>
+                <w:caps/>
+                <w:color w:val="FFFFFF"/>
+                <w:sz w:val="20"/>
+              </w:rPr>
+              <w:t>Días</w:t>
+            </w:r>
+          </w:p>
+        </w:tc>
+        <w:tc>
+          <w:tcPr>
+            <w:tcW w:type="dxa" w:w="1474"/>
+            <w:shd w:val="clear" w:fill="1E3A8A"/>
+          </w:tcPr>
+          <w:p>
+            <w:pPr>
+              <w:jc w:val="center"/>
+            </w:pPr>
+            <w:r>
+              <w:rPr>
+                <w:b/>
+                <w:caps/>
+                <w:color w:val="FFFFFF"/>
+                <w:sz w:val="20"/>
+              </w:rPr>
+              <w:t>Importe</w:t>
+            </w:r>
+          </w:p>
+        </w:tc>
       </w:tr>
       <w:tr>
         <w:tc>
           <w:tcPr>
-            <w:tcW w:type="dxa" w:w="1701"/>
+            <w:tcW w:type="dxa" w:w="1361"/>
           </w:tcPr>
           <w:p>
             <w:r>
@@ -400,19 +442,31 @@
         </w:tc>
         <w:tc>
           <w:tcPr>
-            <w:tcW w:type="dxa" w:w="3969"/>
+            <w:tcW w:type="dxa" w:w="3345"/>
           </w:tcPr>
           <w:p/>
         </w:tc>
         <w:tc>
           <w:tcPr>
-            <w:tcW w:type="dxa" w:w="4535"/>
+            <w:tcW w:type="dxa" w:w="3855"/>
           </w:tcPr>
           <w:p/>
         </w:tc>
         <w:tc>
           <w:tcPr>
-            <w:tcW w:type="dxa" w:w="2268"/>
+            <w:tcW w:type="dxa" w:w="1814"/>
+          </w:tcPr>
+          <w:p/>
+        </w:tc>
+        <w:tc>
+          <w:tcPr>
+            <w:tcW w:type="dxa" w:w="794"/>
+          </w:tcPr>
+          <w:p/>
+        </w:tc>
+        <w:tc>
+          <w:tcPr>
+            <w:tcW w:type="dxa" w:w="1134"/>
           </w:tcPr>
           <w:p/>
         </w:tc>
@@ -424,7 +478,7 @@
         </w:tc>
         <w:tc>
           <w:tcPr>
-            <w:tcW w:type="dxa" w:w="1304"/>
+            <w:tcW w:type="dxa" w:w="1474"/>
           </w:tcPr>
           <w:p/>
         </w:tc>
@@ -433,7 +487,7 @@
         <w:tc>
           <w:tcPr>
             <w:tcW w:type="dxa" w:w="14684"/>
-            <w:gridSpan w:val="6"/>
+            <w:gridSpan w:val="8"/>
             <w:shd w:val="clear" w:fill="EEF2FF"/>
           </w:tcPr>
           <w:p>
@@ -451,7 +505,7 @@
       <w:tr>
         <w:tc>
           <w:tcPr>
-            <w:tcW w:type="dxa" w:w="1701"/>
+            <w:tcW w:type="dxa" w:w="1361"/>
           </w:tcPr>
           <w:p>
             <w:r>
@@ -466,19 +520,31 @@
         </w:tc>
         <w:tc>
           <w:tcPr>
-            <w:tcW w:type="dxa" w:w="3969"/>
+            <w:tcW w:type="dxa" w:w="3345"/>
           </w:tcPr>
           <w:p/>
         </w:tc>
         <w:tc>
           <w:tcPr>
-            <w:tcW w:type="dxa" w:w="4535"/>
+            <w:tcW w:type="dxa" w:w="3855"/>
           </w:tcPr>
           <w:p/>
         </w:tc>
         <w:tc>
           <w:tcPr>
-            <w:tcW w:type="dxa" w:w="2268"/>
+            <w:tcW w:type="dxa" w:w="1814"/>
+          </w:tcPr>
+          <w:p/>
+        </w:tc>
+        <w:tc>
+          <w:tcPr>
+            <w:tcW w:type="dxa" w:w="794"/>
+          </w:tcPr>
+          <w:p/>
+        </w:tc>
+        <w:tc>
+          <w:tcPr>
+            <w:tcW w:type="dxa" w:w="1134"/>
           </w:tcPr>
           <w:p/>
         </w:tc>
@@ -490,7 +556,7 @@
         </w:tc>
         <w:tc>
           <w:tcPr>
-            <w:tcW w:type="dxa" w:w="1304"/>
+            <w:tcW w:type="dxa" w:w="1474"/>
           </w:tcPr>
           <w:p/>
         </w:tc>
@@ -498,7 +564,7 @@
       <w:tr>
         <w:tc>
           <w:tcPr>
-            <w:tcW w:type="dxa" w:w="1701"/>
+            <w:tcW w:type="dxa" w:w="1361"/>
           </w:tcPr>
           <w:p>
             <w:pPr>
@@ -516,7 +582,7 @@
         </w:tc>
         <w:tc>
           <w:tcPr>
-            <w:tcW w:type="dxa" w:w="3969"/>
+            <w:tcW w:type="dxa" w:w="3345"/>
           </w:tcPr>
           <w:p>
             <w:pPr>
@@ -534,7 +600,7 @@
         </w:tc>
         <w:tc>
           <w:tcPr>
-            <w:tcW w:type="dxa" w:w="4535"/>
+            <w:tcW w:type="dxa" w:w="3855"/>
           </w:tcPr>
           <w:p>
             <w:pPr>
@@ -552,7 +618,7 @@
         </w:tc>
         <w:tc>
           <w:tcPr>
-            <w:tcW w:type="dxa" w:w="2268"/>
+            <w:tcW w:type="dxa" w:w="1814"/>
           </w:tcPr>
           <w:p>
             <w:pPr>
@@ -570,7 +636,7 @@
         </w:tc>
         <w:tc>
           <w:tcPr>
-            <w:tcW w:type="dxa" w:w="907"/>
+            <w:tcW w:type="dxa" w:w="794"/>
           </w:tcPr>
           <w:p>
             <w:pPr>
@@ -588,7 +654,7 @@
         </w:tc>
         <w:tc>
           <w:tcPr>
-            <w:tcW w:type="dxa" w:w="1304"/>
+            <w:tcW w:type="dxa" w:w="1134"/>
           </w:tcPr>
           <w:p>
             <w:pPr>
@@ -604,11 +670,47 @@
             </w:r>
           </w:p>
         </w:tc>
+        <w:tc>
+          <w:tcPr>
+            <w:tcW w:type="dxa" w:w="907"/>
+          </w:tcPr>
+          <w:p>
+            <w:pPr>
+              <w:jc w:val="center"/>
+            </w:pPr>
+            <w:r>
+              <w:rPr>
+                <w:b w:val="0"/>
+                <w:color w:val="1E293B"/>
+                <w:sz w:val="22"/>
+              </w:rPr>
+              <w:t>{{ t.dias or 0 }}</w:t>
+            </w:r>
+          </w:p>
+        </w:tc>
+        <w:tc>
+          <w:tcPr>
+            <w:tcW w:type="dxa" w:w="1474"/>
+          </w:tcPr>
+          <w:p>
+            <w:pPr>
+              <w:jc w:val="center"/>
+            </w:pPr>
+            <w:r>
+              <w:rPr>
+                <w:b w:val="0"/>
+                <w:color w:val="1E293B"/>
+                <w:sz w:val="22"/>
+              </w:rPr>
+              <w:t>{{ "%.2f"|format(t.importe or 0) }}</w:t>
+            </w:r>
+          </w:p>
+        </w:tc>
       </w:tr>
       <w:tr>
         <w:tc>
           <w:tcPr>
-            <w:tcW w:type="dxa" w:w="1701"/>
+            <w:tcW w:type="dxa" w:w="1361"/>
           </w:tcPr>
           <w:p>
             <w:r>
@@ -623,19 +725,31 @@
         </w:tc>
         <w:tc>
           <w:tcPr>
-            <w:tcW w:type="dxa" w:w="3969"/>
+            <w:tcW w:type="dxa" w:w="3345"/>
           </w:tcPr>
           <w:p/>
         </w:tc>
         <w:tc>
           <w:tcPr>
-            <w:tcW w:type="dxa" w:w="4535"/>
+            <w:tcW w:type="dxa" w:w="3855"/>
           </w:tcPr>
           <w:p/>
         </w:tc>
         <w:tc>
           <w:tcPr>
-            <w:tcW w:type="dxa" w:w="2268"/>
+            <w:tcW w:type="dxa" w:w="1814"/>
+          </w:tcPr>
+          <w:p/>
+        </w:tc>
+        <w:tc>
+          <w:tcPr>
+            <w:tcW w:type="dxa" w:w="794"/>
+          </w:tcPr>
+          <w:p/>
+        </w:tc>
+        <w:tc>
+          <w:tcPr>
+            <w:tcW w:type="dxa" w:w="1134"/>
           </w:tcPr>
           <w:p/>
         </w:tc>
@@ -647,7 +761,7 @@
         </w:tc>
         <w:tc>
           <w:tcPr>
-            <w:tcW w:type="dxa" w:w="1304"/>
+            <w:tcW w:type="dxa" w:w="1474"/>
           </w:tcPr>
           <w:p/>
         </w:tc>
@@ -655,7 +769,7 @@
       <w:tr>
         <w:tc>
           <w:tcPr>
-            <w:tcW w:type="dxa" w:w="1701"/>
+            <w:tcW w:type="dxa" w:w="1361"/>
           </w:tcPr>
           <w:p>
             <w:r>
@@ -670,19 +784,31 @@
         </w:tc>
         <w:tc>
           <w:tcPr>
-            <w:tcW w:type="dxa" w:w="3969"/>
+            <w:tcW w:type="dxa" w:w="3345"/>
           </w:tcPr>
           <w:p/>
         </w:tc>
         <w:tc>
           <w:tcPr>
-            <w:tcW w:type="dxa" w:w="4535"/>
+            <w:tcW w:type="dxa" w:w="3855"/>
           </w:tcPr>
           <w:p/>
         </w:tc>
         <w:tc>
           <w:tcPr>
-            <w:tcW w:type="dxa" w:w="2268"/>
+            <w:tcW w:type="dxa" w:w="1814"/>
+          </w:tcPr>
+          <w:p/>
+        </w:tc>
+        <w:tc>
+          <w:tcPr>
+            <w:tcW w:type="dxa" w:w="794"/>
+          </w:tcPr>
+          <w:p/>
+        </w:tc>
+        <w:tc>
+          <w:tcPr>
+            <w:tcW w:type="dxa" w:w="1134"/>
           </w:tcPr>
           <w:p/>
         </w:tc>
@@ -694,12 +820,22 @@
         </w:tc>
         <w:tc>
           <w:tcPr>
-            <w:tcW w:type="dxa" w:w="1304"/>
+            <w:tcW w:type="dxa" w:w="1474"/>
           </w:tcPr>
           <w:p/>
         </w:tc>
       </w:tr>
     </w:tbl>
+    <w:p>
+      <w:r>
+        <w:rPr>
+          <w:b w:val="0"/>
+          <w:color w:val="475569"/>
+          <w:sz w:val="16"/>
+        </w:rPr>
+        <w:t>{% if con_valores_manuales %}{{ nota_valores_manuales }}{% endif %}</w:t>
+      </w:r>
+    </w:p>
     <w:sectPr>
       <w:headerReference w:type="default" r:id="rId9"/>
       <w:footerReference w:type="default" r:id="rId10"/>
